--- a/templates/11-FR-qc/word/316/quality_certificate.docx
+++ b/templates/11-FR-qc/word/316/quality_certificate.docx
@@ -1690,36 +1690,76 @@
           <w:p>
             <w:pPr>
               <w:spacing w:line="360" w:lineRule="auto"/>
-              <w:ind w:left="2711" w:hangingChars="1500" w:hanging="2711"/>
+              <w:ind w:left="2409" w:hangingChars="1500" w:hanging="2409"/>
+              <w:jc w:val="left"/>
+              <w:rPr>
+                <w:rFonts w:ascii="Calibri" w:hAnsi="Calibri"/>
+                <w:b/>
+                <w:bCs/>
+                <w:color w:val="auto"/>
+                <w:sz w:val="16"/>
+                <w:szCs w:val="16"/>
+                <w:lang w:eastAsia="zh-CN"/>
+              </w:rPr>
+            </w:pPr>
+            <w:r>
+              <w:rPr>
+                <w:rFonts w:ascii="Calibri" w:hAnsi="Calibri" w:hint="eastAsia"/>
+                <w:b/>
+                <w:bCs/>
+                <w:color w:val="auto"/>
+                <w:sz w:val="16"/>
+                <w:szCs w:val="16"/>
+                <w:lang w:eastAsia="zh-CN"/>
+              </w:rPr>
+              <w:t>工厂品牌、标准、尺寸、压力、材料等级、</w:t>
+            </w:r>
+            <w:r>
+              <w:rPr>
+                <w:rFonts w:ascii="Calibri" w:hAnsi="Calibri" w:hint="eastAsia"/>
+                <w:b/>
+                <w:bCs/>
+                <w:color w:val="auto"/>
+                <w:sz w:val="16"/>
+                <w:szCs w:val="16"/>
+                <w:lang w:val="en-GB" w:eastAsia="zh-CN"/>
+              </w:rPr>
+              <w:t>交货状态</w:t>
+            </w:r>
+            <w:r>
+              <w:rPr>
+                <w:rFonts w:ascii="Calibri" w:hAnsi="Calibri" w:hint="eastAsia"/>
+                <w:b/>
+                <w:bCs/>
+                <w:color w:val="auto"/>
+                <w:sz w:val="16"/>
+                <w:szCs w:val="16"/>
+                <w:lang w:eastAsia="zh-CN"/>
+              </w:rPr>
+              <w:t>、原材料炉号、热处理号</w:t>
+            </w:r>
+            <w:r>
+              <w:rPr>
+                <w:rFonts w:ascii="Calibri" w:hAnsi="Calibri" w:hint="eastAsia"/>
+                <w:b/>
+                <w:bCs/>
+                <w:color w:val="auto"/>
+                <w:sz w:val="16"/>
+                <w:szCs w:val="16"/>
+                <w:lang w:eastAsia="zh-CN"/>
+              </w:rPr>
+              <w:t>.</w:t>
+            </w:r>
+          </w:p>
+          <w:p>
+            <w:pPr>
+              <w:spacing w:line="360" w:lineRule="auto"/>
+              <w:ind w:left="2409" w:hangingChars="1500" w:hanging="2409"/>
               <w:rPr>
                 <w:rFonts w:asciiTheme="minorHAnsi" w:hAnsiTheme="minorHAnsi"/>
                 <w:b/>
                 <w:bCs/>
-                <w:sz w:val="18"/>
-                <w:szCs w:val="18"/>
-                <w:lang w:eastAsia="zh-CN"/>
-              </w:rPr>
-            </w:pPr>
-            <w:r>
-              <w:rPr>
-                <w:rFonts w:asciiTheme="minorHAnsi" w:hAnsiTheme="minorHAnsi" w:hint="eastAsia"/>
-                <w:b/>
-                <w:bCs/>
-                <w:sz w:val="18"/>
-                <w:szCs w:val="18"/>
-                <w:lang w:eastAsia="zh-CN"/>
-              </w:rPr>
-              <w:t>工厂品牌、标准、尺寸、压力、材料等级、炉号</w:t>
-            </w:r>
-          </w:p>
-          <w:p>
-            <w:pPr>
-              <w:spacing w:line="360" w:lineRule="auto"/>
-              <w:ind w:left="2711" w:hangingChars="1500" w:hanging="2711"/>
-              <w:rPr>
-                <w:rFonts w:asciiTheme="minorHAnsi" w:hAnsiTheme="minorHAnsi"/>
-                <w:b/>
-                <w:bCs/>
+                <w:color w:val="auto"/>
                 <w:sz w:val="18"/>
                 <w:szCs w:val="18"/>
                 <w:lang w:val="en-GB"/>
@@ -1727,11 +1767,12 @@
             </w:pPr>
             <w:r>
               <w:rPr>
-                <w:rFonts w:asciiTheme="minorHAnsi" w:hAnsiTheme="minorHAnsi"/>
-                <w:b/>
-                <w:bCs/>
-                <w:sz w:val="18"/>
-                <w:szCs w:val="18"/>
+                <w:rFonts w:ascii="Calibri" w:hAnsi="Calibri"/>
+                <w:b/>
+                <w:bCs/>
+                <w:color w:val="auto"/>
+                <w:sz w:val="16"/>
+                <w:szCs w:val="16"/>
                 <w:lang w:eastAsia="zh-CN"/>
               </w:rPr>
               <w:t>F</w:t>
@@ -1739,11 +1780,12 @@
             <w:proofErr w:type="spellStart"/>
             <w:r>
               <w:rPr>
-                <w:rFonts w:asciiTheme="minorHAnsi" w:hAnsiTheme="minorHAnsi"/>
-                <w:b/>
-                <w:bCs/>
-                <w:sz w:val="18"/>
-                <w:szCs w:val="18"/>
+                <w:rFonts w:ascii="Calibri" w:hAnsi="Calibri"/>
+                <w:b/>
+                <w:bCs/>
+                <w:color w:val="auto"/>
+                <w:sz w:val="16"/>
+                <w:szCs w:val="16"/>
                 <w:lang w:val="en-GB" w:eastAsia="zh-CN"/>
               </w:rPr>
               <w:t>actory</w:t>
@@ -1751,22 +1793,24 @@
             <w:proofErr w:type="spellEnd"/>
             <w:r>
               <w:rPr>
-                <w:rFonts w:asciiTheme="minorHAnsi" w:hAnsiTheme="minorHAnsi"/>
-                <w:b/>
-                <w:bCs/>
-                <w:sz w:val="18"/>
-                <w:szCs w:val="18"/>
+                <w:rFonts w:ascii="Calibri" w:hAnsi="Calibri"/>
+                <w:b/>
+                <w:bCs/>
+                <w:color w:val="auto"/>
+                <w:sz w:val="16"/>
+                <w:szCs w:val="16"/>
                 <w:lang w:val="en-GB" w:eastAsia="zh-CN"/>
               </w:rPr>
               <w:t xml:space="preserve"> brand, </w:t>
             </w:r>
             <w:r>
               <w:rPr>
-                <w:rFonts w:asciiTheme="minorHAnsi" w:hAnsiTheme="minorHAnsi"/>
-                <w:b/>
-                <w:bCs/>
-                <w:sz w:val="18"/>
-                <w:szCs w:val="18"/>
+                <w:rFonts w:ascii="Calibri" w:hAnsi="Calibri"/>
+                <w:b/>
+                <w:bCs/>
+                <w:color w:val="auto"/>
+                <w:sz w:val="16"/>
+                <w:szCs w:val="16"/>
                 <w:lang w:eastAsia="zh-CN"/>
               </w:rPr>
               <w:t>S</w:t>
@@ -1774,11 +1818,12 @@
             <w:proofErr w:type="spellStart"/>
             <w:r>
               <w:rPr>
-                <w:rFonts w:asciiTheme="minorHAnsi" w:hAnsiTheme="minorHAnsi"/>
-                <w:b/>
-                <w:bCs/>
-                <w:sz w:val="18"/>
-                <w:szCs w:val="18"/>
+                <w:rFonts w:ascii="Calibri" w:hAnsi="Calibri"/>
+                <w:b/>
+                <w:bCs/>
+                <w:color w:val="auto"/>
+                <w:sz w:val="16"/>
+                <w:szCs w:val="16"/>
                 <w:lang w:val="en-GB" w:eastAsia="zh-CN"/>
               </w:rPr>
               <w:t>tandard</w:t>
@@ -1786,22 +1831,24 @@
             <w:proofErr w:type="spellEnd"/>
             <w:r>
               <w:rPr>
-                <w:rFonts w:asciiTheme="minorHAnsi" w:hAnsiTheme="minorHAnsi"/>
-                <w:b/>
-                <w:bCs/>
-                <w:sz w:val="18"/>
-                <w:szCs w:val="18"/>
+                <w:rFonts w:ascii="Calibri" w:hAnsi="Calibri"/>
+                <w:b/>
+                <w:bCs/>
+                <w:color w:val="auto"/>
+                <w:sz w:val="16"/>
+                <w:szCs w:val="16"/>
                 <w:lang w:val="en-GB" w:eastAsia="zh-CN"/>
               </w:rPr>
               <w:t xml:space="preserve">, </w:t>
             </w:r>
             <w:r>
               <w:rPr>
-                <w:rFonts w:asciiTheme="minorHAnsi" w:hAnsiTheme="minorHAnsi"/>
-                <w:b/>
-                <w:bCs/>
-                <w:sz w:val="18"/>
-                <w:szCs w:val="18"/>
+                <w:rFonts w:ascii="Calibri" w:hAnsi="Calibri"/>
+                <w:b/>
+                <w:bCs/>
+                <w:color w:val="auto"/>
+                <w:sz w:val="16"/>
+                <w:szCs w:val="16"/>
                 <w:lang w:eastAsia="zh-CN"/>
               </w:rPr>
               <w:t>D</w:t>
@@ -1809,11 +1856,12 @@
             <w:proofErr w:type="spellStart"/>
             <w:r>
               <w:rPr>
-                <w:rFonts w:asciiTheme="minorHAnsi" w:hAnsiTheme="minorHAnsi"/>
-                <w:b/>
-                <w:bCs/>
-                <w:sz w:val="18"/>
-                <w:szCs w:val="18"/>
+                <w:rFonts w:ascii="Calibri" w:hAnsi="Calibri"/>
+                <w:b/>
+                <w:bCs/>
+                <w:color w:val="auto"/>
+                <w:sz w:val="16"/>
+                <w:szCs w:val="16"/>
                 <w:lang w:val="en-GB" w:eastAsia="zh-CN"/>
               </w:rPr>
               <w:t>imension</w:t>
@@ -1821,22 +1869,24 @@
             <w:proofErr w:type="spellEnd"/>
             <w:r>
               <w:rPr>
-                <w:rFonts w:asciiTheme="minorHAnsi" w:hAnsiTheme="minorHAnsi"/>
-                <w:b/>
-                <w:bCs/>
-                <w:sz w:val="18"/>
-                <w:szCs w:val="18"/>
+                <w:rFonts w:ascii="Calibri" w:hAnsi="Calibri"/>
+                <w:b/>
+                <w:bCs/>
+                <w:color w:val="auto"/>
+                <w:sz w:val="16"/>
+                <w:szCs w:val="16"/>
                 <w:lang w:val="en-GB" w:eastAsia="zh-CN"/>
               </w:rPr>
               <w:t xml:space="preserve">, </w:t>
             </w:r>
             <w:r>
               <w:rPr>
-                <w:rFonts w:asciiTheme="minorHAnsi" w:hAnsiTheme="minorHAnsi"/>
-                <w:b/>
-                <w:bCs/>
-                <w:sz w:val="18"/>
-                <w:szCs w:val="18"/>
+                <w:rFonts w:ascii="Calibri" w:hAnsi="Calibri"/>
+                <w:b/>
+                <w:bCs/>
+                <w:color w:val="auto"/>
+                <w:sz w:val="16"/>
+                <w:szCs w:val="16"/>
                 <w:lang w:eastAsia="zh-CN"/>
               </w:rPr>
               <w:t>P</w:t>
@@ -1844,11 +1894,12 @@
             <w:proofErr w:type="spellStart"/>
             <w:r>
               <w:rPr>
-                <w:rFonts w:asciiTheme="minorHAnsi" w:hAnsiTheme="minorHAnsi"/>
-                <w:b/>
-                <w:bCs/>
-                <w:sz w:val="18"/>
-                <w:szCs w:val="18"/>
+                <w:rFonts w:ascii="Calibri" w:hAnsi="Calibri"/>
+                <w:b/>
+                <w:bCs/>
+                <w:color w:val="auto"/>
+                <w:sz w:val="16"/>
+                <w:szCs w:val="16"/>
                 <w:lang w:val="en-GB" w:eastAsia="zh-CN"/>
               </w:rPr>
               <w:t>ressure</w:t>
@@ -1856,11 +1907,12 @@
             <w:proofErr w:type="spellEnd"/>
             <w:r>
               <w:rPr>
-                <w:rFonts w:asciiTheme="minorHAnsi" w:hAnsiTheme="minorHAnsi"/>
-                <w:b/>
-                <w:bCs/>
-                <w:sz w:val="18"/>
-                <w:szCs w:val="18"/>
+                <w:rFonts w:ascii="Calibri" w:hAnsi="Calibri"/>
+                <w:b/>
+                <w:bCs/>
+                <w:color w:val="auto"/>
+                <w:sz w:val="16"/>
+                <w:szCs w:val="16"/>
                 <w:lang w:eastAsia="zh-CN"/>
               </w:rPr>
               <w:t>, M</w:t>
@@ -1868,11 +1920,12 @@
             <w:proofErr w:type="spellStart"/>
             <w:r>
               <w:rPr>
-                <w:rFonts w:asciiTheme="minorHAnsi" w:hAnsiTheme="minorHAnsi"/>
-                <w:b/>
-                <w:bCs/>
-                <w:sz w:val="18"/>
-                <w:szCs w:val="18"/>
+                <w:rFonts w:ascii="Calibri" w:hAnsi="Calibri"/>
+                <w:b/>
+                <w:bCs/>
+                <w:color w:val="auto"/>
+                <w:sz w:val="16"/>
+                <w:szCs w:val="16"/>
                 <w:lang w:val="en-GB" w:eastAsia="zh-CN"/>
               </w:rPr>
               <w:t>aterial</w:t>
@@ -1880,37 +1933,130 @@
             <w:proofErr w:type="spellEnd"/>
             <w:r>
               <w:rPr>
-                <w:rFonts w:asciiTheme="minorHAnsi" w:hAnsiTheme="minorHAnsi"/>
-                <w:b/>
-                <w:bCs/>
-                <w:sz w:val="18"/>
-                <w:szCs w:val="18"/>
+                <w:rFonts w:ascii="Calibri" w:hAnsi="Calibri"/>
+                <w:b/>
+                <w:bCs/>
+                <w:color w:val="auto"/>
+                <w:sz w:val="16"/>
+                <w:szCs w:val="16"/>
                 <w:lang w:val="en-GB" w:eastAsia="zh-CN"/>
               </w:rPr>
               <w:t xml:space="preserve"> grade</w:t>
             </w:r>
             <w:r>
               <w:rPr>
-                <w:rFonts w:asciiTheme="minorHAnsi" w:hAnsiTheme="minorHAnsi"/>
-                <w:b/>
-                <w:bCs/>
-                <w:sz w:val="18"/>
-                <w:szCs w:val="18"/>
-                <w:lang w:eastAsia="zh-CN"/>
-              </w:rPr>
-              <w:t>, H</w:t>
-            </w:r>
-            <w:r>
-              <w:rPr>
-                <w:rFonts w:asciiTheme="minorHAnsi" w:hAnsiTheme="minorHAnsi"/>
-                <w:b/>
-                <w:bCs/>
-                <w:sz w:val="18"/>
-                <w:szCs w:val="18"/>
+                <w:rFonts w:ascii="Calibri" w:hAnsi="Calibri"/>
+                <w:b/>
+                <w:bCs/>
+                <w:color w:val="auto"/>
+                <w:sz w:val="16"/>
+                <w:szCs w:val="16"/>
+                <w:lang w:eastAsia="zh-CN"/>
+              </w:rPr>
+              <w:t xml:space="preserve">, </w:t>
+            </w:r>
+            <w:r>
+              <w:rPr>
+                <w:rFonts w:ascii="Calibri" w:hAnsi="Calibri"/>
+                <w:b/>
+                <w:bCs/>
+                <w:color w:val="auto"/>
+                <w:sz w:val="16"/>
+                <w:szCs w:val="16"/>
+                <w:lang w:val="en-GB"/>
+              </w:rPr>
+              <w:t>State of delivery</w:t>
+            </w:r>
+            <w:r>
+              <w:rPr>
+                <w:rFonts w:ascii="Calibri" w:hAnsi="Calibri"/>
+                <w:b/>
+                <w:bCs/>
+                <w:color w:val="auto"/>
+                <w:sz w:val="16"/>
+                <w:szCs w:val="16"/>
+                <w:lang w:eastAsia="zh-CN"/>
+              </w:rPr>
+              <w:t xml:space="preserve">, </w:t>
+            </w:r>
+            <w:r>
+              <w:rPr>
+                <w:rFonts w:ascii="Calibri" w:hAnsi="Calibri" w:hint="eastAsia"/>
+                <w:b/>
+                <w:bCs/>
+                <w:color w:val="auto"/>
+                <w:sz w:val="16"/>
+                <w:szCs w:val="16"/>
+                <w:lang w:eastAsia="zh-CN"/>
+              </w:rPr>
+              <w:t xml:space="preserve">Raw material </w:t>
+            </w:r>
+            <w:proofErr w:type="spellStart"/>
+            <w:proofErr w:type="gramStart"/>
+            <w:r>
+              <w:rPr>
+                <w:rFonts w:ascii="Calibri" w:hAnsi="Calibri" w:hint="eastAsia"/>
+                <w:b/>
+                <w:bCs/>
+                <w:color w:val="auto"/>
+                <w:sz w:val="16"/>
+                <w:szCs w:val="16"/>
+                <w:lang w:eastAsia="zh-CN"/>
+              </w:rPr>
+              <w:t>NO</w:t>
+            </w:r>
+            <w:r>
+              <w:rPr>
+                <w:rFonts w:ascii="Calibri" w:hAnsi="Calibri"/>
+                <w:b/>
+                <w:bCs/>
+                <w:color w:val="auto"/>
+                <w:sz w:val="16"/>
+                <w:szCs w:val="16"/>
+                <w:lang w:eastAsia="zh-CN"/>
+              </w:rPr>
+              <w:t>,Batch</w:t>
+            </w:r>
+            <w:proofErr w:type="spellEnd"/>
+            <w:proofErr w:type="gramEnd"/>
+            <w:r>
+              <w:rPr>
+                <w:rFonts w:ascii="Calibri" w:hAnsi="Calibri"/>
+                <w:b/>
+                <w:bCs/>
+                <w:color w:val="auto"/>
+                <w:sz w:val="16"/>
+                <w:szCs w:val="16"/>
+                <w:lang w:eastAsia="zh-CN"/>
+              </w:rPr>
+              <w:t xml:space="preserve"> </w:t>
+            </w:r>
+            <w:proofErr w:type="gramStart"/>
+            <w:r>
+              <w:rPr>
+                <w:rFonts w:ascii="Calibri" w:hAnsi="Calibri"/>
+                <w:b/>
+                <w:bCs/>
+                <w:color w:val="auto"/>
+                <w:sz w:val="16"/>
+                <w:szCs w:val="16"/>
+                <w:lang w:eastAsia="zh-CN"/>
+              </w:rPr>
+              <w:t xml:space="preserve">No </w:t>
+            </w:r>
+            <w:r>
+              <w:rPr>
+                <w:rFonts w:ascii="Calibri" w:hAnsi="Calibri"/>
+                <w:b/>
+                <w:bCs/>
+                <w:color w:val="auto"/>
+                <w:sz w:val="16"/>
+                <w:szCs w:val="16"/>
                 <w:lang w:val="en-GB" w:eastAsia="zh-CN"/>
               </w:rPr>
-              <w:t>eat No.</w:t>
-            </w:r>
+              <w:t>.</w:t>
+            </w:r>
+            <w:proofErr w:type="gramEnd"/>
           </w:p>
         </w:tc>
       </w:tr>
@@ -2286,24 +2432,26 @@
             <w:pPr>
               <w:jc w:val="center"/>
               <w:rPr>
-                <w:rFonts w:asciiTheme="minorHAnsi" w:hAnsiTheme="minorHAnsi"/>
-                <w:b/>
-                <w:bCs/>
-                <w:sz w:val="18"/>
-                <w:szCs w:val="18"/>
-                <w:lang w:eastAsia="zh-CN"/>
-              </w:rPr>
-            </w:pPr>
-            <w:r>
-              <w:rPr>
-                <w:rFonts w:asciiTheme="minorHAnsi" w:hAnsiTheme="minorHAnsi" w:hint="eastAsia"/>
-                <w:b/>
-                <w:bCs/>
-                <w:sz w:val="18"/>
-                <w:szCs w:val="18"/>
-                <w:lang w:eastAsia="zh-CN"/>
-              </w:rPr>
-              <w:t>炉号</w:t>
+                <w:rFonts w:ascii="Calibri" w:hAnsi="Calibri"/>
+                <w:b/>
+                <w:bCs/>
+                <w:color w:val="auto"/>
+                <w:sz w:val="18"/>
+                <w:szCs w:val="18"/>
+                <w:lang w:val="en-GB" w:eastAsia="zh-CN"/>
+              </w:rPr>
+            </w:pPr>
+            <w:r>
+              <w:rPr>
+                <w:rFonts w:ascii="Calibri" w:hAnsi="Calibri" w:hint="eastAsia"/>
+                <w:b/>
+                <w:bCs/>
+                <w:color w:val="auto"/>
+                <w:sz w:val="18"/>
+                <w:szCs w:val="18"/>
+                <w:lang w:val="en-GB" w:eastAsia="zh-CN"/>
+              </w:rPr>
+              <w:t>原材料炉号</w:t>
             </w:r>
           </w:p>
           <w:p>
@@ -2317,13 +2465,15 @@
             </w:pPr>
             <w:r>
               <w:rPr>
-                <w:rFonts w:asciiTheme="minorHAnsi" w:hAnsiTheme="minorHAnsi"/>
-                <w:b/>
-                <w:bCs/>
-                <w:sz w:val="18"/>
-                <w:szCs w:val="18"/>
-              </w:rPr>
-              <w:t>Heat No.</w:t>
+                <w:rFonts w:ascii="Calibri" w:hAnsi="Calibri" w:hint="eastAsia"/>
+                <w:b/>
+                <w:bCs/>
+                <w:color w:val="auto"/>
+                <w:sz w:val="18"/>
+                <w:szCs w:val="18"/>
+                <w:lang w:val="en-GB" w:eastAsia="zh-CN"/>
+              </w:rPr>
+              <w:t>Raw material NO.</w:t>
             </w:r>
           </w:p>
         </w:tc>
@@ -2721,29 +2871,28 @@
           </w:tcPr>
           <w:p>
             <w:pPr>
-              <w:spacing w:before="55" w:line="179" w:lineRule="auto"/>
-              <w:ind w:firstLineChars="300" w:firstLine="530"/>
-              <w:rPr>
-                <w:rFonts w:ascii="Calibri" w:eastAsia="SimSun" w:hAnsi="Calibri" w:cs="Calibri"/>
-                <w:b/>
-                <w:bCs/>
-                <w:spacing w:val="-4"/>
-                <w:sz w:val="18"/>
-                <w:szCs w:val="18"/>
-                <w:lang w:eastAsia="zh-CN"/>
-              </w:rPr>
-            </w:pPr>
-            <w:r>
-              <w:rPr>
-                <w:rFonts w:ascii="Calibri" w:eastAsia="SimSun" w:hAnsi="Calibri" w:cs="Calibri" w:hint="eastAsia"/>
-                <w:b/>
-                <w:bCs/>
-                <w:spacing w:val="-4"/>
-                <w:sz w:val="18"/>
-                <w:szCs w:val="18"/>
-                <w:lang w:eastAsia="zh-CN"/>
-              </w:rPr>
-              <w:t>炉号</w:t>
+              <w:jc w:val="center"/>
+              <w:rPr>
+                <w:rFonts w:ascii="Calibri" w:hAnsi="Calibri"/>
+                <w:b/>
+                <w:bCs/>
+                <w:color w:val="auto"/>
+                <w:sz w:val="18"/>
+                <w:szCs w:val="18"/>
+                <w:lang w:val="en-GB" w:eastAsia="zh-CN"/>
+              </w:rPr>
+            </w:pPr>
+            <w:r>
+              <w:rPr>
+                <w:rFonts w:ascii="Calibri" w:hAnsi="Calibri" w:hint="eastAsia"/>
+                <w:b/>
+                <w:bCs/>
+                <w:color w:val="auto"/>
+                <w:sz w:val="18"/>
+                <w:szCs w:val="18"/>
+                <w:lang w:val="en-GB" w:eastAsia="zh-CN"/>
+              </w:rPr>
+              <w:t>原材料炉号</w:t>
             </w:r>
           </w:p>
           <w:p>
@@ -2751,83 +2900,54 @@
               <w:jc w:val="center"/>
               <w:rPr>
                 <w:rFonts w:ascii="Calibri" w:eastAsia="Calibri" w:hAnsi="Calibri" w:cs="Calibri"/>
-                <w:sz w:val="18"/>
-                <w:szCs w:val="18"/>
-              </w:rPr>
-            </w:pPr>
-            <w:r>
-              <w:rPr>
-                <w:rFonts w:ascii="Calibri" w:eastAsia="Calibri" w:hAnsi="Calibri" w:cs="Calibri"/>
-                <w:b/>
-                <w:bCs/>
-                <w:spacing w:val="-4"/>
-                <w:sz w:val="18"/>
-                <w:szCs w:val="18"/>
-              </w:rPr>
-              <w:t>Heat</w:t>
-            </w:r>
-            <w:r>
-              <w:rPr>
-                <w:rFonts w:ascii="Calibri" w:eastAsia="Calibri" w:hAnsi="Calibri" w:cs="Calibri"/>
-                <w:b/>
-                <w:bCs/>
-                <w:spacing w:val="13"/>
-                <w:sz w:val="18"/>
-                <w:szCs w:val="18"/>
-              </w:rPr>
-              <w:t xml:space="preserve"> </w:t>
-            </w:r>
-            <w:r>
-              <w:rPr>
-                <w:rFonts w:ascii="Calibri" w:eastAsia="Calibri" w:hAnsi="Calibri" w:cs="Calibri"/>
-                <w:b/>
-                <w:bCs/>
-                <w:spacing w:val="-4"/>
-                <w:sz w:val="18"/>
-                <w:szCs w:val="18"/>
-              </w:rPr>
-              <w:t>No</w:t>
-            </w:r>
-            <w:r>
-              <w:rPr>
-                <w:rFonts w:ascii="Calibri" w:hAnsi="Calibri"/>
-                <w:b/>
-                <w:bCs/>
+                <w:color w:val="auto"/>
+                <w:sz w:val="18"/>
+                <w:szCs w:val="18"/>
+              </w:rPr>
+            </w:pPr>
+            <w:r>
+              <w:rPr>
+                <w:rFonts w:ascii="Calibri" w:hAnsi="Calibri" w:hint="eastAsia"/>
+                <w:b/>
+                <w:bCs/>
+                <w:color w:val="auto"/>
+                <w:sz w:val="18"/>
+                <w:szCs w:val="18"/>
+                <w:lang w:val="en-GB" w:eastAsia="zh-CN"/>
+              </w:rPr>
+              <w:t>Raw material NO.</w:t>
+            </w:r>
+          </w:p>
+        </w:tc>
+        <w:tc>
+          <w:tcPr>
+            <w:tcW w:w="1259" w:type="dxa"/>
+            <w:vAlign w:val="center"/>
+          </w:tcPr>
+          <w:p>
+            <w:pPr>
+              <w:spacing w:line="200" w:lineRule="exact"/>
+              <w:jc w:val="center"/>
+              <w:rPr>
+                <w:rFonts w:asciiTheme="minorHAnsi" w:hAnsiTheme="minorHAnsi"/>
+                <w:b/>
+                <w:bCs/>
+                <w:color w:val="auto"/>
                 <w:sz w:val="15"/>
                 <w:szCs w:val="15"/>
-                <w:lang w:val="en-GB" w:eastAsia="zh-CN"/>
-              </w:rPr>
-              <w:t>.</w:t>
-            </w:r>
-          </w:p>
-        </w:tc>
-        <w:tc>
-          <w:tcPr>
-            <w:tcW w:w="1259" w:type="dxa"/>
-            <w:vAlign w:val="center"/>
-          </w:tcPr>
-          <w:p>
-            <w:pPr>
-              <w:spacing w:line="200" w:lineRule="exact"/>
-              <w:jc w:val="center"/>
-              <w:rPr>
-                <w:rFonts w:asciiTheme="minorHAnsi" w:hAnsiTheme="minorHAnsi"/>
-                <w:b/>
-                <w:bCs/>
+                <w:lang w:eastAsia="zh-CN"/>
+              </w:rPr>
+            </w:pPr>
+            <w:r>
+              <w:rPr>
+                <w:rFonts w:asciiTheme="minorHAnsi" w:hAnsiTheme="minorHAnsi" w:hint="eastAsia"/>
+                <w:b/>
+                <w:bCs/>
+                <w:color w:val="auto"/>
                 <w:sz w:val="15"/>
                 <w:szCs w:val="15"/>
                 <w:lang w:eastAsia="zh-CN"/>
               </w:rPr>
-            </w:pPr>
-            <w:r>
-              <w:rPr>
-                <w:rFonts w:asciiTheme="minorHAnsi" w:hAnsiTheme="minorHAnsi" w:hint="eastAsia"/>
-                <w:b/>
-                <w:bCs/>
-                <w:sz w:val="15"/>
-                <w:szCs w:val="15"/>
-                <w:lang w:eastAsia="zh-CN"/>
-              </w:rPr>
               <w:t>测试温度</w:t>
             </w:r>
           </w:p>
@@ -2837,6 +2957,7 @@
               <w:jc w:val="center"/>
               <w:rPr>
                 <w:rFonts w:ascii="Calibri" w:eastAsia="Calibri" w:hAnsi="Calibri" w:cs="Calibri"/>
+                <w:color w:val="auto"/>
                 <w:sz w:val="18"/>
                 <w:szCs w:val="18"/>
               </w:rPr>
@@ -2846,6 +2967,7 @@
                 <w:rFonts w:asciiTheme="minorHAnsi" w:hAnsiTheme="minorHAnsi"/>
                 <w:b/>
                 <w:bCs/>
+                <w:color w:val="auto"/>
                 <w:sz w:val="15"/>
                 <w:szCs w:val="15"/>
               </w:rPr>

--- a/templates/11-FR-qc/word/316/quality_certificate.docx
+++ b/templates/11-FR-qc/word/316/quality_certificate.docx
@@ -1,6 +1,6 @@
 
 <file path=word/document.xml><?xml version="1.0" encoding="utf-8"?>
-<w:document xmlns:wpc="http://schemas.microsoft.com/office/word/2010/wordprocessingCanvas" xmlns:cx="http://schemas.microsoft.com/office/drawing/2014/chartex" xmlns:cx1="http://schemas.microsoft.com/office/drawing/2015/9/8/chartex" xmlns:cx2="http://schemas.microsoft.com/office/drawing/2015/10/21/chartex" xmlns:cx3="http://schemas.microsoft.com/office/drawing/2016/5/9/chartex" xmlns:cx4="http://schemas.microsoft.com/office/drawing/2016/5/10/chartex" xmlns:cx5="http://schemas.microsoft.com/office/drawing/2016/5/11/chartex" xmlns:cx6="http://schemas.microsoft.com/office/drawing/2016/5/12/chartex" xmlns:cx7="http://schemas.microsoft.com/office/drawing/2016/5/13/chartex" xmlns:cx8="http://schemas.microsoft.com/office/drawing/2016/5/14/chartex" xmlns:mc="http://schemas.openxmlformats.org/markup-compatibility/2006" xmlns:aink="http://schemas.microsoft.com/office/drawing/2016/ink" xmlns:am3d="http://schemas.microsoft.com/office/drawing/2017/model3d" xmlns:o="urn:schemas-microsoft-com:office:office" xmlns:oel="http://schemas.microsoft.com/office/2019/extlst" xmlns:r="http://schemas.openxmlformats.org/officeDocument/2006/relationships" xmlns:m="http://schemas.openxmlformats.org/officeDocument/2006/math" xmlns:v="urn:schemas-microsoft-com:vml" xmlns:wp14="http://schemas.microsoft.com/office/word/2010/wordprocessingDrawing" xmlns:wp="http://schemas.openxmlformats.org/drawingml/2006/wordprocessingDrawing" xmlns:w10="urn:schemas-microsoft-com:office:word" xmlns:w="http://schemas.openxmlformats.org/wordprocessingml/2006/main" xmlns:w14="http://schemas.microsoft.com/office/word/2010/wordml" xmlns:w15="http://schemas.microsoft.com/office/word/2012/wordml" xmlns:w16cex="http://schemas.microsoft.com/office/word/2018/wordml/cex" xmlns:w16cid="http://schemas.microsoft.com/office/word/2016/wordml/cid" xmlns:w16="http://schemas.microsoft.com/office/word/2018/wordml" xmlns:w16du="http://schemas.microsoft.com/office/word/2023/wordml/word16du" xmlns:w16sdtdh="http://schemas.microsoft.com/office/word/2020/wordml/sdtdatahash" xmlns:w16sdtfl="http://schemas.microsoft.com/office/word/2024/wordml/sdtformatlock" xmlns:w16se="http://schemas.microsoft.com/office/word/2015/wordml/symex" xmlns:wpg="http://schemas.microsoft.com/office/word/2010/wordprocessingGroup" xmlns:wpi="http://schemas.microsoft.com/office/word/2010/wordprocessingInk" xmlns:wne="http://schemas.microsoft.com/office/word/2006/wordml" xmlns:wps="http://schemas.microsoft.com/office/word/2010/wordprocessingShape" mc:Ignorable="w14 w15 w16se w16cid w16 w16cex w16sdtdh w16sdtfl w16du wp14">
+<w:document xmlns:wpc="http://schemas.microsoft.com/office/word/2010/wordprocessingCanvas" xmlns:cx="http://schemas.microsoft.com/office/drawing/2014/chartex" xmlns:cx1="http://schemas.microsoft.com/office/drawing/2015/9/8/chartex" xmlns:cx2="http://schemas.microsoft.com/office/drawing/2015/10/21/chartex" xmlns:cx3="http://schemas.microsoft.com/office/drawing/2016/5/9/chartex" xmlns:cx4="http://schemas.microsoft.com/office/drawing/2016/5/10/chartex" xmlns:cx5="http://schemas.microsoft.com/office/drawing/2016/5/11/chartex" xmlns:cx6="http://schemas.microsoft.com/office/drawing/2016/5/12/chartex" xmlns:cx7="http://schemas.microsoft.com/office/drawing/2016/5/13/chartex" xmlns:cx8="http://schemas.microsoft.com/office/drawing/2016/5/14/chartex" xmlns:mc="http://schemas.openxmlformats.org/markup-compatibility/2006" xmlns:aink="http://schemas.microsoft.com/office/drawing/2016/ink" xmlns:am3d="http://schemas.microsoft.com/office/drawing/2017/model3d" xmlns:o="urn:schemas-microsoft-com:office:office" xmlns:oel="http://schemas.microsoft.com/office/2019/extlst" xmlns:r="http://schemas.openxmlformats.org/officeDocument/2006/relationships" xmlns:m="http://schemas.openxmlformats.org/officeDocument/2006/math" xmlns:v="urn:schemas-microsoft-com:vml" xmlns:wp14="http://schemas.microsoft.com/office/word/2010/wordprocessingDrawing" xmlns:wp="http://schemas.openxmlformats.org/drawingml/2006/wordprocessingDrawing" xmlns:w10="urn:schemas-microsoft-com:office:word" xmlns:w="http://schemas.openxmlformats.org/wordprocessingml/2006/main" xmlns:w14="http://schemas.microsoft.com/office/word/2010/wordml" xmlns:w15="http://schemas.microsoft.com/office/word/2012/wordml" xmlns:w16cei="http://schemas.microsoft.com/office/word/2026/wordml/cei" xmlns:w16cex="http://schemas.microsoft.com/office/word/2018/wordml/cex" xmlns:w16cid="http://schemas.microsoft.com/office/word/2016/wordml/cid" xmlns:w16="http://schemas.microsoft.com/office/word/2018/wordml" xmlns:w16du="http://schemas.microsoft.com/office/word/2023/wordml/word16du" xmlns:w16sdtdh="http://schemas.microsoft.com/office/word/2020/wordml/sdtdatahash" xmlns:w16sdtfl="http://schemas.microsoft.com/office/word/2024/wordml/sdtformatlock" xmlns:w16se="http://schemas.microsoft.com/office/word/2015/wordml/symex" xmlns:wpg="http://schemas.microsoft.com/office/word/2010/wordprocessingGroup" xmlns:wpi="http://schemas.microsoft.com/office/word/2010/wordprocessingInk" xmlns:wne="http://schemas.microsoft.com/office/word/2006/wordml" xmlns:wps="http://schemas.microsoft.com/office/word/2010/wordprocessingShape" mc:Ignorable="w14 w15 w16se w16cid w16 w16cex w16sdtdh w16sdtfl w16du wp14">
   <w:body>
     <w:p>
       <w:pPr>
@@ -198,7 +198,6 @@
           <w:szCs w:val="28"/>
         </w:rPr>
       </w:pPr>
-      <w:proofErr w:type="gramStart"/>
       <w:r>
         <w:rPr>
           <w:rFonts w:asciiTheme="minorHAnsi" w:hAnsiTheme="minorHAnsi" w:cs="Arial" w:hint="eastAsia"/>
@@ -207,18 +206,7 @@
           <w:szCs w:val="28"/>
           <w:lang w:eastAsia="zh-CN"/>
         </w:rPr>
-        <w:t>章丘铭远机械</w:t>
-      </w:r>
-      <w:proofErr w:type="gramEnd"/>
-      <w:r>
-        <w:rPr>
-          <w:rFonts w:asciiTheme="minorHAnsi" w:hAnsiTheme="minorHAnsi" w:cs="Arial" w:hint="eastAsia"/>
-          <w:b/>
-          <w:sz w:val="28"/>
-          <w:szCs w:val="28"/>
-          <w:lang w:eastAsia="zh-CN"/>
-        </w:rPr>
-        <w:t>有限公司</w:t>
+        <w:t>章丘铭远机械有限公司</w:t>
       </w:r>
     </w:p>
     <w:p>
@@ -430,25 +418,7 @@
           <w:b/>
           <w:lang w:eastAsia="zh-CN"/>
         </w:rPr>
-        <w:t>中国山东省济南市章丘</w:t>
-      </w:r>
-      <w:proofErr w:type="gramStart"/>
-      <w:r>
-        <w:rPr>
-          <w:rFonts w:asciiTheme="minorHAnsi" w:hAnsiTheme="minorHAnsi" w:cs="Arial" w:hint="eastAsia"/>
-          <w:b/>
-          <w:lang w:eastAsia="zh-CN"/>
-        </w:rPr>
-        <w:t>区普集</w:t>
-      </w:r>
-      <w:proofErr w:type="gramEnd"/>
-      <w:r>
-        <w:rPr>
-          <w:rFonts w:asciiTheme="minorHAnsi" w:hAnsiTheme="minorHAnsi" w:cs="Arial" w:hint="eastAsia"/>
-          <w:b/>
-          <w:lang w:eastAsia="zh-CN"/>
-        </w:rPr>
-        <w:t>街道凤凰山工业园（250206）</w:t>
+        <w:t>中国山东省济南市章丘区普集街道凤凰山工业园（250206）</w:t>
       </w:r>
       <w:r>
         <w:rPr>
@@ -1393,7 +1363,6 @@
                 <w:lang w:eastAsia="zh-CN"/>
               </w:rPr>
             </w:pPr>
-            <w:proofErr w:type="gramStart"/>
             <w:r>
               <w:rPr>
                 <w:rFonts w:eastAsia="SimSun" w:hint="eastAsia"/>
@@ -1406,7 +1375,6 @@
               </w:rPr>
               <w:t>固溶退火</w:t>
             </w:r>
-            <w:proofErr w:type="gramEnd"/>
             <w:r>
               <w:rPr>
                 <w:rFonts w:eastAsia="SimSun" w:hint="eastAsia"/>
@@ -1712,7 +1680,7 @@
                 <w:szCs w:val="16"/>
                 <w:lang w:eastAsia="zh-CN"/>
               </w:rPr>
-              <w:t>工厂品牌、标准、尺寸、压力、材料等级、</w:t>
+              <w:t>标准、尺寸、压力、材料等级、</w:t>
             </w:r>
             <w:r>
               <w:rPr>
@@ -1736,11 +1704,26 @@
                 <w:szCs w:val="16"/>
                 <w:lang w:eastAsia="zh-CN"/>
               </w:rPr>
-              <w:t>、原材料炉号、热处理号</w:t>
-            </w:r>
-            <w:r>
-              <w:rPr>
-                <w:rFonts w:ascii="Calibri" w:hAnsi="Calibri" w:hint="eastAsia"/>
+              <w:t>、原材料炉号、热处理号、工厂品牌</w:t>
+            </w:r>
+          </w:p>
+          <w:p>
+            <w:pPr>
+              <w:spacing w:line="360" w:lineRule="auto"/>
+              <w:ind w:left="2409" w:hangingChars="1500" w:hanging="2409"/>
+              <w:rPr>
+                <w:rFonts w:asciiTheme="minorHAnsi" w:hAnsiTheme="minorHAnsi"/>
+                <w:b/>
+                <w:bCs/>
+                <w:color w:val="auto"/>
+                <w:sz w:val="18"/>
+                <w:szCs w:val="18"/>
+                <w:lang w:val="en-GB"/>
+              </w:rPr>
+            </w:pPr>
+            <w:r>
+              <w:rPr>
+                <w:rFonts w:ascii="Calibri" w:hAnsi="Calibri"/>
                 <w:b/>
                 <w:bCs/>
                 <w:color w:val="auto"/>
@@ -1748,34 +1731,7 @@
                 <w:szCs w:val="16"/>
                 <w:lang w:eastAsia="zh-CN"/>
               </w:rPr>
-              <w:t>.</w:t>
-            </w:r>
-          </w:p>
-          <w:p>
-            <w:pPr>
-              <w:spacing w:line="360" w:lineRule="auto"/>
-              <w:ind w:left="2409" w:hangingChars="1500" w:hanging="2409"/>
-              <w:rPr>
-                <w:rFonts w:asciiTheme="minorHAnsi" w:hAnsiTheme="minorHAnsi"/>
-                <w:b/>
-                <w:bCs/>
-                <w:color w:val="auto"/>
-                <w:sz w:val="18"/>
-                <w:szCs w:val="18"/>
-                <w:lang w:val="en-GB"/>
-              </w:rPr>
-            </w:pPr>
-            <w:r>
-              <w:rPr>
-                <w:rFonts w:ascii="Calibri" w:hAnsi="Calibri"/>
-                <w:b/>
-                <w:bCs/>
-                <w:color w:val="auto"/>
-                <w:sz w:val="16"/>
-                <w:szCs w:val="16"/>
-                <w:lang w:eastAsia="zh-CN"/>
-              </w:rPr>
-              <w:t>F</w:t>
+              <w:t>S</w:t>
             </w:r>
             <w:proofErr w:type="spellStart"/>
             <w:r>
@@ -1788,7 +1744,7 @@
                 <w:szCs w:val="16"/>
                 <w:lang w:val="en-GB" w:eastAsia="zh-CN"/>
               </w:rPr>
-              <w:t>actory</w:t>
+              <w:t>tandard</w:t>
             </w:r>
             <w:proofErr w:type="spellEnd"/>
             <w:r>
@@ -1801,7 +1757,7 @@
                 <w:szCs w:val="16"/>
                 <w:lang w:val="en-GB" w:eastAsia="zh-CN"/>
               </w:rPr>
-              <w:t xml:space="preserve"> brand, </w:t>
+              <w:t xml:space="preserve">, </w:t>
             </w:r>
             <w:r>
               <w:rPr>
@@ -1813,7 +1769,7 @@
                 <w:szCs w:val="16"/>
                 <w:lang w:eastAsia="zh-CN"/>
               </w:rPr>
-              <w:t>S</w:t>
+              <w:t>D</w:t>
             </w:r>
             <w:proofErr w:type="spellStart"/>
             <w:r>
@@ -1826,7 +1782,7 @@
                 <w:szCs w:val="16"/>
                 <w:lang w:val="en-GB" w:eastAsia="zh-CN"/>
               </w:rPr>
-              <w:t>tandard</w:t>
+              <w:t>imension</w:t>
             </w:r>
             <w:proofErr w:type="spellEnd"/>
             <w:r>
@@ -1851,7 +1807,7 @@
                 <w:szCs w:val="16"/>
                 <w:lang w:eastAsia="zh-CN"/>
               </w:rPr>
-              <w:t>D</w:t>
+              <w:t>P</w:t>
             </w:r>
             <w:proofErr w:type="spellStart"/>
             <w:r>
@@ -1864,9 +1820,22 @@
                 <w:szCs w:val="16"/>
                 <w:lang w:val="en-GB" w:eastAsia="zh-CN"/>
               </w:rPr>
-              <w:t>imension</w:t>
+              <w:t>ressure</w:t>
             </w:r>
             <w:proofErr w:type="spellEnd"/>
+            <w:r>
+              <w:rPr>
+                <w:rFonts w:ascii="Calibri" w:hAnsi="Calibri"/>
+                <w:b/>
+                <w:bCs/>
+                <w:color w:val="auto"/>
+                <w:sz w:val="16"/>
+                <w:szCs w:val="16"/>
+                <w:lang w:eastAsia="zh-CN"/>
+              </w:rPr>
+              <w:t>, M</w:t>
+            </w:r>
+            <w:proofErr w:type="spellStart"/>
             <w:r>
               <w:rPr>
                 <w:rFonts w:ascii="Calibri" w:hAnsi="Calibri"/>
@@ -1877,21 +1846,9 @@
                 <w:szCs w:val="16"/>
                 <w:lang w:val="en-GB" w:eastAsia="zh-CN"/>
               </w:rPr>
-              <w:t xml:space="preserve">, </w:t>
-            </w:r>
-            <w:r>
-              <w:rPr>
-                <w:rFonts w:ascii="Calibri" w:hAnsi="Calibri"/>
-                <w:b/>
-                <w:bCs/>
-                <w:color w:val="auto"/>
-                <w:sz w:val="16"/>
-                <w:szCs w:val="16"/>
-                <w:lang w:eastAsia="zh-CN"/>
-              </w:rPr>
-              <w:t>P</w:t>
-            </w:r>
-            <w:proofErr w:type="spellStart"/>
+              <w:t>aterial</w:t>
+            </w:r>
+            <w:proofErr w:type="spellEnd"/>
             <w:r>
               <w:rPr>
                 <w:rFonts w:ascii="Calibri" w:hAnsi="Calibri"/>
@@ -1902,9 +1859,8 @@
                 <w:szCs w:val="16"/>
                 <w:lang w:val="en-GB" w:eastAsia="zh-CN"/>
               </w:rPr>
-              <w:t>ressure</w:t>
-            </w:r>
-            <w:proofErr w:type="spellEnd"/>
+              <w:t xml:space="preserve"> grade</w:t>
+            </w:r>
             <w:r>
               <w:rPr>
                 <w:rFonts w:ascii="Calibri" w:hAnsi="Calibri"/>
@@ -1915,9 +1871,84 @@
                 <w:szCs w:val="16"/>
                 <w:lang w:eastAsia="zh-CN"/>
               </w:rPr>
-              <w:t>, M</w:t>
+              <w:t xml:space="preserve">, </w:t>
+            </w:r>
+            <w:r>
+              <w:rPr>
+                <w:rFonts w:ascii="Calibri" w:hAnsi="Calibri"/>
+                <w:b/>
+                <w:bCs/>
+                <w:color w:val="auto"/>
+                <w:sz w:val="16"/>
+                <w:szCs w:val="16"/>
+                <w:lang w:val="en-GB"/>
+              </w:rPr>
+              <w:t>State of delivery</w:t>
+            </w:r>
+            <w:r>
+              <w:rPr>
+                <w:rFonts w:ascii="Calibri" w:hAnsi="Calibri"/>
+                <w:b/>
+                <w:bCs/>
+                <w:color w:val="auto"/>
+                <w:sz w:val="16"/>
+                <w:szCs w:val="16"/>
+                <w:lang w:eastAsia="zh-CN"/>
+              </w:rPr>
+              <w:t xml:space="preserve">, </w:t>
+            </w:r>
+            <w:r>
+              <w:rPr>
+                <w:rFonts w:ascii="Calibri" w:hAnsi="Calibri" w:hint="eastAsia"/>
+                <w:b/>
+                <w:bCs/>
+                <w:color w:val="auto"/>
+                <w:sz w:val="16"/>
+                <w:szCs w:val="16"/>
+                <w:lang w:eastAsia="zh-CN"/>
+              </w:rPr>
+              <w:t xml:space="preserve">Raw material </w:t>
             </w:r>
             <w:proofErr w:type="spellStart"/>
+            <w:proofErr w:type="gramStart"/>
+            <w:r>
+              <w:rPr>
+                <w:rFonts w:ascii="Calibri" w:hAnsi="Calibri" w:hint="eastAsia"/>
+                <w:b/>
+                <w:bCs/>
+                <w:color w:val="auto"/>
+                <w:sz w:val="16"/>
+                <w:szCs w:val="16"/>
+                <w:lang w:eastAsia="zh-CN"/>
+              </w:rPr>
+              <w:t>NO</w:t>
+            </w:r>
+            <w:r>
+              <w:rPr>
+                <w:rFonts w:ascii="Calibri" w:hAnsi="Calibri"/>
+                <w:b/>
+                <w:bCs/>
+                <w:color w:val="auto"/>
+                <w:sz w:val="16"/>
+                <w:szCs w:val="16"/>
+                <w:lang w:eastAsia="zh-CN"/>
+              </w:rPr>
+              <w:t>,Batch</w:t>
+            </w:r>
+            <w:proofErr w:type="spellEnd"/>
+            <w:proofErr w:type="gramEnd"/>
+            <w:r>
+              <w:rPr>
+                <w:rFonts w:ascii="Calibri" w:hAnsi="Calibri"/>
+                <w:b/>
+                <w:bCs/>
+                <w:color w:val="auto"/>
+                <w:sz w:val="16"/>
+                <w:szCs w:val="16"/>
+                <w:lang w:eastAsia="zh-CN"/>
+              </w:rPr>
+              <w:t xml:space="preserve"> No</w:t>
+            </w:r>
             <w:r>
               <w:rPr>
                 <w:rFonts w:ascii="Calibri" w:hAnsi="Calibri"/>
@@ -1928,9 +1959,21 @@
                 <w:szCs w:val="16"/>
                 <w:lang w:val="en-GB" w:eastAsia="zh-CN"/>
               </w:rPr>
-              <w:t>aterial</w:t>
-            </w:r>
-            <w:proofErr w:type="spellEnd"/>
+              <w:t xml:space="preserve">, </w:t>
+            </w:r>
+            <w:r>
+              <w:rPr>
+                <w:rFonts w:ascii="Calibri" w:hAnsi="Calibri"/>
+                <w:b/>
+                <w:bCs/>
+                <w:color w:val="auto"/>
+                <w:sz w:val="16"/>
+                <w:szCs w:val="16"/>
+                <w:lang w:eastAsia="zh-CN"/>
+              </w:rPr>
+              <w:t>F</w:t>
+            </w:r>
+            <w:proofErr w:type="spellStart"/>
             <w:r>
               <w:rPr>
                 <w:rFonts w:ascii="Calibri" w:hAnsi="Calibri"/>
@@ -1941,109 +1984,9 @@
                 <w:szCs w:val="16"/>
                 <w:lang w:val="en-GB" w:eastAsia="zh-CN"/>
               </w:rPr>
-              <w:t xml:space="preserve"> grade</w:t>
-            </w:r>
-            <w:r>
-              <w:rPr>
-                <w:rFonts w:ascii="Calibri" w:hAnsi="Calibri"/>
-                <w:b/>
-                <w:bCs/>
-                <w:color w:val="auto"/>
-                <w:sz w:val="16"/>
-                <w:szCs w:val="16"/>
-                <w:lang w:eastAsia="zh-CN"/>
-              </w:rPr>
-              <w:t xml:space="preserve">, </w:t>
-            </w:r>
-            <w:r>
-              <w:rPr>
-                <w:rFonts w:ascii="Calibri" w:hAnsi="Calibri"/>
-                <w:b/>
-                <w:bCs/>
-                <w:color w:val="auto"/>
-                <w:sz w:val="16"/>
-                <w:szCs w:val="16"/>
-                <w:lang w:val="en-GB"/>
-              </w:rPr>
-              <w:t>State of delivery</w:t>
-            </w:r>
-            <w:r>
-              <w:rPr>
-                <w:rFonts w:ascii="Calibri" w:hAnsi="Calibri"/>
-                <w:b/>
-                <w:bCs/>
-                <w:color w:val="auto"/>
-                <w:sz w:val="16"/>
-                <w:szCs w:val="16"/>
-                <w:lang w:eastAsia="zh-CN"/>
-              </w:rPr>
-              <w:t xml:space="preserve">, </w:t>
-            </w:r>
-            <w:r>
-              <w:rPr>
-                <w:rFonts w:ascii="Calibri" w:hAnsi="Calibri" w:hint="eastAsia"/>
-                <w:b/>
-                <w:bCs/>
-                <w:color w:val="auto"/>
-                <w:sz w:val="16"/>
-                <w:szCs w:val="16"/>
-                <w:lang w:eastAsia="zh-CN"/>
-              </w:rPr>
-              <w:t xml:space="preserve">Raw material </w:t>
-            </w:r>
-            <w:proofErr w:type="spellStart"/>
-            <w:proofErr w:type="gramStart"/>
-            <w:r>
-              <w:rPr>
-                <w:rFonts w:ascii="Calibri" w:hAnsi="Calibri" w:hint="eastAsia"/>
-                <w:b/>
-                <w:bCs/>
-                <w:color w:val="auto"/>
-                <w:sz w:val="16"/>
-                <w:szCs w:val="16"/>
-                <w:lang w:eastAsia="zh-CN"/>
-              </w:rPr>
-              <w:t>NO</w:t>
-            </w:r>
-            <w:r>
-              <w:rPr>
-                <w:rFonts w:ascii="Calibri" w:hAnsi="Calibri"/>
-                <w:b/>
-                <w:bCs/>
-                <w:color w:val="auto"/>
-                <w:sz w:val="16"/>
-                <w:szCs w:val="16"/>
-                <w:lang w:eastAsia="zh-CN"/>
-              </w:rPr>
-              <w:t>,Batch</w:t>
+              <w:t>actory</w:t>
             </w:r>
             <w:proofErr w:type="spellEnd"/>
-            <w:proofErr w:type="gramEnd"/>
-            <w:r>
-              <w:rPr>
-                <w:rFonts w:ascii="Calibri" w:hAnsi="Calibri"/>
-                <w:b/>
-                <w:bCs/>
-                <w:color w:val="auto"/>
-                <w:sz w:val="16"/>
-                <w:szCs w:val="16"/>
-                <w:lang w:eastAsia="zh-CN"/>
-              </w:rPr>
-              <w:t xml:space="preserve"> </w:t>
-            </w:r>
-            <w:proofErr w:type="gramStart"/>
-            <w:r>
-              <w:rPr>
-                <w:rFonts w:ascii="Calibri" w:hAnsi="Calibri"/>
-                <w:b/>
-                <w:bCs/>
-                <w:color w:val="auto"/>
-                <w:sz w:val="16"/>
-                <w:szCs w:val="16"/>
-                <w:lang w:eastAsia="zh-CN"/>
-              </w:rPr>
-              <w:t xml:space="preserve">No </w:t>
-            </w:r>
             <w:r>
               <w:rPr>
                 <w:rFonts w:ascii="Calibri" w:hAnsi="Calibri"/>
@@ -2054,9 +1997,8 @@
                 <w:szCs w:val="16"/>
                 <w:lang w:val="en-GB" w:eastAsia="zh-CN"/>
               </w:rPr>
-              <w:t>.</w:t>
-            </w:r>
-            <w:proofErr w:type="gramEnd"/>
+              <w:t xml:space="preserve"> brand</w:t>
+            </w:r>
           </w:p>
         </w:tc>
       </w:tr>
@@ -6635,7 +6577,7 @@
 </file>
 
 <file path=word/endnotes.xml><?xml version="1.0" encoding="utf-8"?>
-<w:endnotes xmlns:wpc="http://schemas.microsoft.com/office/word/2010/wordprocessingCanvas" xmlns:cx="http://schemas.microsoft.com/office/drawing/2014/chartex" xmlns:cx1="http://schemas.microsoft.com/office/drawing/2015/9/8/chartex" xmlns:cx2="http://schemas.microsoft.com/office/drawing/2015/10/21/chartex" xmlns:cx3="http://schemas.microsoft.com/office/drawing/2016/5/9/chartex" xmlns:cx4="http://schemas.microsoft.com/office/drawing/2016/5/10/chartex" xmlns:cx5="http://schemas.microsoft.com/office/drawing/2016/5/11/chartex" xmlns:cx6="http://schemas.microsoft.com/office/drawing/2016/5/12/chartex" xmlns:cx7="http://schemas.microsoft.com/office/drawing/2016/5/13/chartex" xmlns:cx8="http://schemas.microsoft.com/office/drawing/2016/5/14/chartex" xmlns:mc="http://schemas.openxmlformats.org/markup-compatibility/2006" xmlns:aink="http://schemas.microsoft.com/office/drawing/2016/ink" xmlns:am3d="http://schemas.microsoft.com/office/drawing/2017/model3d" xmlns:o="urn:schemas-microsoft-com:office:office" xmlns:oel="http://schemas.microsoft.com/office/2019/extlst" xmlns:r="http://schemas.openxmlformats.org/officeDocument/2006/relationships" xmlns:m="http://schemas.openxmlformats.org/officeDocument/2006/math" xmlns:v="urn:schemas-microsoft-com:vml" xmlns:wp14="http://schemas.microsoft.com/office/word/2010/wordprocessingDrawing" xmlns:wp="http://schemas.openxmlformats.org/drawingml/2006/wordprocessingDrawing" xmlns:w10="urn:schemas-microsoft-com:office:word" xmlns:w="http://schemas.openxmlformats.org/wordprocessingml/2006/main" xmlns:w14="http://schemas.microsoft.com/office/word/2010/wordml" xmlns:w15="http://schemas.microsoft.com/office/word/2012/wordml" xmlns:w16cex="http://schemas.microsoft.com/office/word/2018/wordml/cex" xmlns:w16cid="http://schemas.microsoft.com/office/word/2016/wordml/cid" xmlns:w16="http://schemas.microsoft.com/office/word/2018/wordml" xmlns:w16du="http://schemas.microsoft.com/office/word/2023/wordml/word16du" xmlns:w16sdtdh="http://schemas.microsoft.com/office/word/2020/wordml/sdtdatahash" xmlns:w16sdtfl="http://schemas.microsoft.com/office/word/2024/wordml/sdtformatlock" xmlns:w16se="http://schemas.microsoft.com/office/word/2015/wordml/symex" xmlns:wpg="http://schemas.microsoft.com/office/word/2010/wordprocessingGroup" xmlns:wpi="http://schemas.microsoft.com/office/word/2010/wordprocessingInk" xmlns:wne="http://schemas.microsoft.com/office/word/2006/wordml" xmlns:wps="http://schemas.microsoft.com/office/word/2010/wordprocessingShape" mc:Ignorable="w14 w15 w16se w16cid w16 w16cex w16sdtdh w16sdtfl w16du wp14">
+<w:endnotes xmlns:wpc="http://schemas.microsoft.com/office/word/2010/wordprocessingCanvas" xmlns:cx="http://schemas.microsoft.com/office/drawing/2014/chartex" xmlns:cx1="http://schemas.microsoft.com/office/drawing/2015/9/8/chartex" xmlns:cx2="http://schemas.microsoft.com/office/drawing/2015/10/21/chartex" xmlns:cx3="http://schemas.microsoft.com/office/drawing/2016/5/9/chartex" xmlns:cx4="http://schemas.microsoft.com/office/drawing/2016/5/10/chartex" xmlns:cx5="http://schemas.microsoft.com/office/drawing/2016/5/11/chartex" xmlns:cx6="http://schemas.microsoft.com/office/drawing/2016/5/12/chartex" xmlns:cx7="http://schemas.microsoft.com/office/drawing/2016/5/13/chartex" xmlns:cx8="http://schemas.microsoft.com/office/drawing/2016/5/14/chartex" xmlns:mc="http://schemas.openxmlformats.org/markup-compatibility/2006" xmlns:aink="http://schemas.microsoft.com/office/drawing/2016/ink" xmlns:am3d="http://schemas.microsoft.com/office/drawing/2017/model3d" xmlns:o="urn:schemas-microsoft-com:office:office" xmlns:oel="http://schemas.microsoft.com/office/2019/extlst" xmlns:r="http://schemas.openxmlformats.org/officeDocument/2006/relationships" xmlns:m="http://schemas.openxmlformats.org/officeDocument/2006/math" xmlns:v="urn:schemas-microsoft-com:vml" xmlns:wp14="http://schemas.microsoft.com/office/word/2010/wordprocessingDrawing" xmlns:wp="http://schemas.openxmlformats.org/drawingml/2006/wordprocessingDrawing" xmlns:w10="urn:schemas-microsoft-com:office:word" xmlns:w="http://schemas.openxmlformats.org/wordprocessingml/2006/main" xmlns:w14="http://schemas.microsoft.com/office/word/2010/wordml" xmlns:w15="http://schemas.microsoft.com/office/word/2012/wordml" xmlns:w16cei="http://schemas.microsoft.com/office/word/2026/wordml/cei" xmlns:w16cex="http://schemas.microsoft.com/office/word/2018/wordml/cex" xmlns:w16cid="http://schemas.microsoft.com/office/word/2016/wordml/cid" xmlns:w16="http://schemas.microsoft.com/office/word/2018/wordml" xmlns:w16du="http://schemas.microsoft.com/office/word/2023/wordml/word16du" xmlns:w16sdtdh="http://schemas.microsoft.com/office/word/2020/wordml/sdtdatahash" xmlns:w16sdtfl="http://schemas.microsoft.com/office/word/2024/wordml/sdtformatlock" xmlns:w16se="http://schemas.microsoft.com/office/word/2015/wordml/symex" xmlns:wpg="http://schemas.microsoft.com/office/word/2010/wordprocessingGroup" xmlns:wpi="http://schemas.microsoft.com/office/word/2010/wordprocessingInk" xmlns:wne="http://schemas.microsoft.com/office/word/2006/wordml" xmlns:wps="http://schemas.microsoft.com/office/word/2010/wordprocessingShape" mc:Ignorable="w14 w15 w16se w16cid w16 w16cex w16sdtdh w16sdtfl w16du wp14">
   <w:endnote w:type="separator" w:id="-1">
     <w:p>
       <w:r>
@@ -6654,7 +6596,7 @@
 </file>
 
 <file path=word/footnotes.xml><?xml version="1.0" encoding="utf-8"?>
-<w:footnotes xmlns:wpc="http://schemas.microsoft.com/office/word/2010/wordprocessingCanvas" xmlns:cx="http://schemas.microsoft.com/office/drawing/2014/chartex" xmlns:cx1="http://schemas.microsoft.com/office/drawing/2015/9/8/chartex" xmlns:cx2="http://schemas.microsoft.com/office/drawing/2015/10/21/chartex" xmlns:cx3="http://schemas.microsoft.com/office/drawing/2016/5/9/chartex" xmlns:cx4="http://schemas.microsoft.com/office/drawing/2016/5/10/chartex" xmlns:cx5="http://schemas.microsoft.com/office/drawing/2016/5/11/chartex" xmlns:cx6="http://schemas.microsoft.com/office/drawing/2016/5/12/chartex" xmlns:cx7="http://schemas.microsoft.com/office/drawing/2016/5/13/chartex" xmlns:cx8="http://schemas.microsoft.com/office/drawing/2016/5/14/chartex" xmlns:mc="http://schemas.openxmlformats.org/markup-compatibility/2006" xmlns:aink="http://schemas.microsoft.com/office/drawing/2016/ink" xmlns:am3d="http://schemas.microsoft.com/office/drawing/2017/model3d" xmlns:o="urn:schemas-microsoft-com:office:office" xmlns:oel="http://schemas.microsoft.com/office/2019/extlst" xmlns:r="http://schemas.openxmlformats.org/officeDocument/2006/relationships" xmlns:m="http://schemas.openxmlformats.org/officeDocument/2006/math" xmlns:v="urn:schemas-microsoft-com:vml" xmlns:wp14="http://schemas.microsoft.com/office/word/2010/wordprocessingDrawing" xmlns:wp="http://schemas.openxmlformats.org/drawingml/2006/wordprocessingDrawing" xmlns:w10="urn:schemas-microsoft-com:office:word" xmlns:w="http://schemas.openxmlformats.org/wordprocessingml/2006/main" xmlns:w14="http://schemas.microsoft.com/office/word/2010/wordml" xmlns:w15="http://schemas.microsoft.com/office/word/2012/wordml" xmlns:w16cex="http://schemas.microsoft.com/office/word/2018/wordml/cex" xmlns:w16cid="http://schemas.microsoft.com/office/word/2016/wordml/cid" xmlns:w16="http://schemas.microsoft.com/office/word/2018/wordml" xmlns:w16du="http://schemas.microsoft.com/office/word/2023/wordml/word16du" xmlns:w16sdtdh="http://schemas.microsoft.com/office/word/2020/wordml/sdtdatahash" xmlns:w16sdtfl="http://schemas.microsoft.com/office/word/2024/wordml/sdtformatlock" xmlns:w16se="http://schemas.microsoft.com/office/word/2015/wordml/symex" xmlns:wpg="http://schemas.microsoft.com/office/word/2010/wordprocessingGroup" xmlns:wpi="http://schemas.microsoft.com/office/word/2010/wordprocessingInk" xmlns:wne="http://schemas.microsoft.com/office/word/2006/wordml" xmlns:wps="http://schemas.microsoft.com/office/word/2010/wordprocessingShape" mc:Ignorable="w14 w15 w16se w16cid w16 w16cex w16sdtdh w16sdtfl w16du wp14">
+<w:footnotes xmlns:wpc="http://schemas.microsoft.com/office/word/2010/wordprocessingCanvas" xmlns:cx="http://schemas.microsoft.com/office/drawing/2014/chartex" xmlns:cx1="http://schemas.microsoft.com/office/drawing/2015/9/8/chartex" xmlns:cx2="http://schemas.microsoft.com/office/drawing/2015/10/21/chartex" xmlns:cx3="http://schemas.microsoft.com/office/drawing/2016/5/9/chartex" xmlns:cx4="http://schemas.microsoft.com/office/drawing/2016/5/10/chartex" xmlns:cx5="http://schemas.microsoft.com/office/drawing/2016/5/11/chartex" xmlns:cx6="http://schemas.microsoft.com/office/drawing/2016/5/12/chartex" xmlns:cx7="http://schemas.microsoft.com/office/drawing/2016/5/13/chartex" xmlns:cx8="http://schemas.microsoft.com/office/drawing/2016/5/14/chartex" xmlns:mc="http://schemas.openxmlformats.org/markup-compatibility/2006" xmlns:aink="http://schemas.microsoft.com/office/drawing/2016/ink" xmlns:am3d="http://schemas.microsoft.com/office/drawing/2017/model3d" xmlns:o="urn:schemas-microsoft-com:office:office" xmlns:oel="http://schemas.microsoft.com/office/2019/extlst" xmlns:r="http://schemas.openxmlformats.org/officeDocument/2006/relationships" xmlns:m="http://schemas.openxmlformats.org/officeDocument/2006/math" xmlns:v="urn:schemas-microsoft-com:vml" xmlns:wp14="http://schemas.microsoft.com/office/word/2010/wordprocessingDrawing" xmlns:wp="http://schemas.openxmlformats.org/drawingml/2006/wordprocessingDrawing" xmlns:w10="urn:schemas-microsoft-com:office:word" xmlns:w="http://schemas.openxmlformats.org/wordprocessingml/2006/main" xmlns:w14="http://schemas.microsoft.com/office/word/2010/wordml" xmlns:w15="http://schemas.microsoft.com/office/word/2012/wordml" xmlns:w16cei="http://schemas.microsoft.com/office/word/2026/wordml/cei" xmlns:w16cex="http://schemas.microsoft.com/office/word/2018/wordml/cex" xmlns:w16cid="http://schemas.microsoft.com/office/word/2016/wordml/cid" xmlns:w16="http://schemas.microsoft.com/office/word/2018/wordml" xmlns:w16du="http://schemas.microsoft.com/office/word/2023/wordml/word16du" xmlns:w16sdtdh="http://schemas.microsoft.com/office/word/2020/wordml/sdtdatahash" xmlns:w16sdtfl="http://schemas.microsoft.com/office/word/2024/wordml/sdtformatlock" xmlns:w16se="http://schemas.microsoft.com/office/word/2015/wordml/symex" xmlns:wpg="http://schemas.microsoft.com/office/word/2010/wordprocessingGroup" xmlns:wpi="http://schemas.microsoft.com/office/word/2010/wordprocessingInk" xmlns:wne="http://schemas.microsoft.com/office/word/2006/wordml" xmlns:wps="http://schemas.microsoft.com/office/word/2010/wordprocessingShape" mc:Ignorable="w14 w15 w16se w16cid w16 w16cex w16sdtdh w16sdtfl w16du wp14">
   <w:footnote w:type="separator" w:id="-1">
     <w:p>
       <w:r>
@@ -6673,7 +6615,7 @@
 </file>
 
 <file path=word/header1.xml><?xml version="1.0" encoding="utf-8"?>
-<w:hdr xmlns:wpc="http://schemas.microsoft.com/office/word/2010/wordprocessingCanvas" xmlns:cx="http://schemas.microsoft.com/office/drawing/2014/chartex" xmlns:cx1="http://schemas.microsoft.com/office/drawing/2015/9/8/chartex" xmlns:cx2="http://schemas.microsoft.com/office/drawing/2015/10/21/chartex" xmlns:cx3="http://schemas.microsoft.com/office/drawing/2016/5/9/chartex" xmlns:cx4="http://schemas.microsoft.com/office/drawing/2016/5/10/chartex" xmlns:cx5="http://schemas.microsoft.com/office/drawing/2016/5/11/chartex" xmlns:cx6="http://schemas.microsoft.com/office/drawing/2016/5/12/chartex" xmlns:cx7="http://schemas.microsoft.com/office/drawing/2016/5/13/chartex" xmlns:cx8="http://schemas.microsoft.com/office/drawing/2016/5/14/chartex" xmlns:mc="http://schemas.openxmlformats.org/markup-compatibility/2006" xmlns:aink="http://schemas.microsoft.com/office/drawing/2016/ink" xmlns:am3d="http://schemas.microsoft.com/office/drawing/2017/model3d" xmlns:o="urn:schemas-microsoft-com:office:office" xmlns:oel="http://schemas.microsoft.com/office/2019/extlst" xmlns:r="http://schemas.openxmlformats.org/officeDocument/2006/relationships" xmlns:m="http://schemas.openxmlformats.org/officeDocument/2006/math" xmlns:v="urn:schemas-microsoft-com:vml" xmlns:wp14="http://schemas.microsoft.com/office/word/2010/wordprocessingDrawing" xmlns:wp="http://schemas.openxmlformats.org/drawingml/2006/wordprocessingDrawing" xmlns:w10="urn:schemas-microsoft-com:office:word" xmlns:w="http://schemas.openxmlformats.org/wordprocessingml/2006/main" xmlns:w14="http://schemas.microsoft.com/office/word/2010/wordml" xmlns:w15="http://schemas.microsoft.com/office/word/2012/wordml" xmlns:w16cex="http://schemas.microsoft.com/office/word/2018/wordml/cex" xmlns:w16cid="http://schemas.microsoft.com/office/word/2016/wordml/cid" xmlns:w16="http://schemas.microsoft.com/office/word/2018/wordml" xmlns:w16du="http://schemas.microsoft.com/office/word/2023/wordml/word16du" xmlns:w16sdtdh="http://schemas.microsoft.com/office/word/2020/wordml/sdtdatahash" xmlns:w16sdtfl="http://schemas.microsoft.com/office/word/2024/wordml/sdtformatlock" xmlns:w16se="http://schemas.microsoft.com/office/word/2015/wordml/symex" xmlns:wpg="http://schemas.microsoft.com/office/word/2010/wordprocessingGroup" xmlns:wpi="http://schemas.microsoft.com/office/word/2010/wordprocessingInk" xmlns:wne="http://schemas.microsoft.com/office/word/2006/wordml" xmlns:wps="http://schemas.microsoft.com/office/word/2010/wordprocessingShape" mc:Ignorable="w14 w15 w16se w16cid w16 w16cex w16sdtdh w16sdtfl w16du wp14">
+<w:hdr xmlns:wpc="http://schemas.microsoft.com/office/word/2010/wordprocessingCanvas" xmlns:cx="http://schemas.microsoft.com/office/drawing/2014/chartex" xmlns:cx1="http://schemas.microsoft.com/office/drawing/2015/9/8/chartex" xmlns:cx2="http://schemas.microsoft.com/office/drawing/2015/10/21/chartex" xmlns:cx3="http://schemas.microsoft.com/office/drawing/2016/5/9/chartex" xmlns:cx4="http://schemas.microsoft.com/office/drawing/2016/5/10/chartex" xmlns:cx5="http://schemas.microsoft.com/office/drawing/2016/5/11/chartex" xmlns:cx6="http://schemas.microsoft.com/office/drawing/2016/5/12/chartex" xmlns:cx7="http://schemas.microsoft.com/office/drawing/2016/5/13/chartex" xmlns:cx8="http://schemas.microsoft.com/office/drawing/2016/5/14/chartex" xmlns:mc="http://schemas.openxmlformats.org/markup-compatibility/2006" xmlns:aink="http://schemas.microsoft.com/office/drawing/2016/ink" xmlns:am3d="http://schemas.microsoft.com/office/drawing/2017/model3d" xmlns:o="urn:schemas-microsoft-com:office:office" xmlns:oel="http://schemas.microsoft.com/office/2019/extlst" xmlns:r="http://schemas.openxmlformats.org/officeDocument/2006/relationships" xmlns:m="http://schemas.openxmlformats.org/officeDocument/2006/math" xmlns:v="urn:schemas-microsoft-com:vml" xmlns:wp14="http://schemas.microsoft.com/office/word/2010/wordprocessingDrawing" xmlns:wp="http://schemas.openxmlformats.org/drawingml/2006/wordprocessingDrawing" xmlns:w10="urn:schemas-microsoft-com:office:word" xmlns:w="http://schemas.openxmlformats.org/wordprocessingml/2006/main" xmlns:w14="http://schemas.microsoft.com/office/word/2010/wordml" xmlns:w15="http://schemas.microsoft.com/office/word/2012/wordml" xmlns:w16cei="http://schemas.microsoft.com/office/word/2026/wordml/cei" xmlns:w16cex="http://schemas.microsoft.com/office/word/2018/wordml/cex" xmlns:w16cid="http://schemas.microsoft.com/office/word/2016/wordml/cid" xmlns:w16="http://schemas.microsoft.com/office/word/2018/wordml" xmlns:w16du="http://schemas.microsoft.com/office/word/2023/wordml/word16du" xmlns:w16sdtdh="http://schemas.microsoft.com/office/word/2020/wordml/sdtdatahash" xmlns:w16sdtfl="http://schemas.microsoft.com/office/word/2024/wordml/sdtformatlock" xmlns:w16se="http://schemas.microsoft.com/office/word/2015/wordml/symex" xmlns:wpg="http://schemas.microsoft.com/office/word/2010/wordprocessingGroup" xmlns:wpi="http://schemas.microsoft.com/office/word/2010/wordprocessingInk" xmlns:wne="http://schemas.microsoft.com/office/word/2006/wordml" xmlns:wps="http://schemas.microsoft.com/office/word/2010/wordprocessingShape" mc:Ignorable="w14 w15 w16se w16cid w16 w16cex w16sdtdh w16sdtfl w16du wp14">
   <w:p>
     <w:pPr>
       <w:spacing w:line="14" w:lineRule="auto"/>
